--- a/docs/proposal/ByteWallet_AI_Strengths_Analysis.docx
+++ b/docs/proposal/ByteWallet_AI_Strengths_Analysis.docx
@@ -298,6 +298,25 @@
         </w:tc>
       </w:tr>
     </w:tbl>
+    <w:p>
+      <w:pPr>
+        <w:pStyle w:val="Heading1"/>
+      </w:pPr>
+      <w:r>
+        <w:t>Addendum: Technical Rigor via Hybrid Processing</w:t>
+      </w:r>
+    </w:p>
+    <w:p>
+      <w:r>
+        <w:rPr>
+          <w:b/>
+        </w:rPr>
+        <w:t xml:space="preserve">Hybrid Architecture Alignment: </w:t>
+      </w:r>
+      <w:r>
+        <w:t>A core strength of the new update lies in the strict separation and subsequent integration of logical execution. By pushing the rigid mathematical checks (Logic 1 &amp; 2) to the frontend or intermediate layer, and using those pre-calculated flags in the API payload, the backend API ensures that AI generated communication acts dynamically on strict factual foundations, achieving zero-hallucination metric reporting for discretionary spend warnings.</w:t>
+      </w:r>
+    </w:p>
     <w:sectPr>
       <w:pgSz w:w="12240" w:h="15840"/>
       <w:pgMar w:top="1440" w:right="1800" w:bottom="1440" w:left="1800" w:header="720" w:footer="720" w:gutter="0"/>
